--- a/outputs/submission/submission_cover_letter.docx
+++ b/outputs/submission/submission_cover_letter.docx
@@ -38,7 +38,7 @@
     </w:p>
     <w:p>
       <w:r>
-        <w:t>I am pleased to submit the manuscript titled "Resistance-Informed Computational Discovery of a Novel InhA-Focused Candidate for Multidrug-Resistant Mycobacterium tuberculosis" for consideration as a research article in Journal of Cheminformatics.</w:t>
+        <w:t>I am pleased to submit the manuscript titled "Ligand-Based Virtual Screening Against Mycobacterium tuberculosis InhA Using Real ChEMBL Bioactivity Data: A Resistance-Aware Computational Prioritization Study" for consideration as a research article in Journal of Cheminformatics.</w:t>
       </w:r>
     </w:p>
     <w:p>
